--- a/word_reports/LP_0204_위치_703_Kenny G_Breathless  (더블).docx
+++ b/word_reports/LP_0204_위치_703_Kenny G_Breathless  (더블).docx
@@ -4,7 +4,7 @@
   <w:body>
     <w:p>
       <w:pPr>
-        <w:spacing w:after="280"/>
+        <w:spacing w:after="80"/>
       </w:pPr>
       <w:r>
         <w:rPr w:rFonts="맑은 고딕">
@@ -13,94 +13,47 @@
           <w:color w:val="1E3A8A"/>
           <w:sz w:val="30"/>
         </w:rPr>
-        <w:t>[703] Kenny G - Breathless  (더블)</w:t>
+        <w:t>Kenny G (케니 G) - Breathless  (더블)</w:t>
       </w:r>
     </w:p>
     <w:p>
       <w:pPr>
-        <w:spacing w:after="320"/>
+        <w:spacing w:after="240"/>
       </w:pPr>
       <w:r>
         <w:rPr w:rFonts="맑은 고딕">
           <w:rFonts w:ascii="맑은 고딕" w:hAnsi="맑은 고딕" w:eastAsia="맑은 고딕"/>
           <w:b/>
-          <w:sz w:val="20"/>
+          <w:color w:val="4B5563"/>
+          <w:sz w:val="22"/>
         </w:rPr>
-        <w:t>■ 위치 : 703</w:t>
-        <w:br/>
-      </w:r>
-      <w:r>
-        <w:rPr w:rFonts="맑은 고딕">
-          <w:rFonts w:ascii="맑은 고딕" w:hAnsi="맑은 고딕" w:eastAsia="맑은 고딕"/>
-          <w:b/>
-          <w:sz w:val="20"/>
-        </w:rPr>
-        <w:t>■ 아티스트 : Kenny G</w:t>
-        <w:br/>
-      </w:r>
-      <w:r>
-        <w:rPr w:rFonts="맑은 고딕">
-          <w:rFonts w:ascii="맑은 고딕" w:hAnsi="맑은 고딕" w:eastAsia="맑은 고딕"/>
-          <w:b/>
-          <w:sz w:val="20"/>
-        </w:rPr>
-        <w:t>■ 앨범명 : Breathless  (더블)</w:t>
-        <w:br/>
-      </w:r>
-      <w:r>
-        <w:rPr w:rFonts="맑은 고딕">
-          <w:rFonts w:ascii="맑은 고딕" w:hAnsi="맑은 고딕" w:eastAsia="맑은 고딕"/>
-          <w:b w:val="0"/>
-          <w:sz w:val="20"/>
-        </w:rPr>
-        <w:t>■ 음반 레이블 : Arista Records</w:t>
-        <w:br/>
-      </w:r>
-      <w:r>
-        <w:rPr w:rFonts="맑은 고딕">
-          <w:rFonts w:ascii="맑은 고딕" w:hAnsi="맑은 고딕" w:eastAsia="맑은 고딕"/>
-          <w:b w:val="0"/>
-          <w:sz w:val="20"/>
-        </w:rPr>
-        <w:t>■ 발매년도 : 1992</w:t>
-        <w:br/>
-      </w:r>
-      <w:r>
-        <w:rPr w:rFonts="맑은 고딕">
-          <w:rFonts w:ascii="맑은 고딕" w:hAnsi="맑은 고딕" w:eastAsia="맑은 고딕"/>
-          <w:b w:val="0"/>
-          <w:sz w:val="20"/>
-        </w:rPr>
-        <w:t>■ 장르 : 스무스 재즈 (Smooth Jazz), 인스트루멘털 팝 (Instrumental Pop)</w:t>
-        <w:br/>
-      </w:r>
-      <w:r>
-        <w:rPr w:rFonts="맑은 고딕">
-          <w:rFonts w:ascii="맑은 고딕" w:hAnsi="맑은 고딕" w:eastAsia="맑은 고딕"/>
-          <w:b w:val="0"/>
-          <w:sz w:val="20"/>
-        </w:rPr>
-        <w:t>■ 주요 수록곡 : 1. Forever in Love</w:t>
-        <w:br/>
+        <w:t>위치 :  703</w:t>
       </w:r>
     </w:p>
     <w:p>
       <w:pPr>
-        <w:spacing w:after="160"/>
+        <w:spacing w:line="324" w:lineRule="auto" w:before="80" w:after="160"/>
       </w:pPr>
       <w:r>
         <w:rPr w:rFonts="맑은 고딕">
           <w:rFonts w:ascii="맑은 고딕" w:hAnsi="맑은 고딕" w:eastAsia="맑은 고딕"/>
           <w:b/>
           <w:color w:val="1F2937"/>
-          <w:sz w:val="24"/>
+          <w:sz w:val="22"/>
         </w:rPr>
-        <w:t>■ 음반 해설 및 감상 가이드</w:t>
+        <w:t xml:space="preserve">[음반 소개] </w:t>
+      </w:r>
+      <w:r>
+        <w:rPr w:rFonts="맑은 고딕">
+          <w:rFonts w:ascii="맑은 고딕" w:hAnsi="맑은 고딕" w:eastAsia="맑은 고딕"/>
+          <w:b w:val="0"/>
+          <w:sz w:val="21"/>
+        </w:rPr>
       </w:r>
     </w:p>
     <w:p>
       <w:pPr>
-        <w:spacing w:line="312" w:lineRule="auto" w:after="120"/>
+        <w:spacing w:line="324" w:lineRule="auto" w:after="120"/>
       </w:pPr>
       <w:r>
         <w:rPr w:rFonts="맑은 고딕">
@@ -108,51 +61,516 @@
           <w:b w:val="0"/>
           <w:sz w:val="21"/>
         </w:rPr>
-        <w:t>1992년에 발매된 케니 지(Kenny G)의 여섯 번째 스튜디오 앨범 《Breathless》는 기악 음악(Instrumental Music) 역사상 가장 거대한 상업적 성공을 거둔 명반이자, 스무스 재즈 장르를 대중음악의 중심부로 끌어올린 결정적 작품입니다. 미국 레코드 협회(RIAA)로부터 다이아몬드(1,200만 장 이상 판매) 인증을 받은 이 앨범은 감미로운 멜로디와 미학적 연주가 선사하는 유려한 음악 세계를 담아내며 전 세계 음악 팬들의 마음을 사로잡았습니다.</w:t>
+        <w:t>1992년에 발표된 케니 지의 《Breathless》는 현대 팝 인스트루멘털과 스무드 재즈가 도달할 수 있는 가장 우아하고 찬란한 정점을 보여주는 기념비적인 명반입니다. 소프라노 색소폰 특유의 맑고 투명한 음색은 인간의 호흡을 닮은 지극한 서정성으로 메마른 일상에 따스한 위안과 낭만을 불어넣습니다. 기교를 넘어 마음의 가장 깊은 곳을 울리는 유려한 선율미는 시대를 초월하여 오늘날에도 변함없는 감동의 파문을 일으킵니다.</w:t>
       </w:r>
     </w:p>
     <w:p>
       <w:pPr>
-        <w:spacing w:line="312" w:lineRule="auto" w:after="120"/>
+        <w:spacing w:line="324" w:lineRule="auto" w:before="200" w:after="80"/>
       </w:pPr>
+      <w:r>
+        <w:rPr w:rFonts="맑은 고딕">
+          <w:rFonts w:ascii="맑은 고딕" w:hAnsi="맑은 고딕" w:eastAsia="맑은 고딕"/>
+          <w:b/>
+          <w:color w:val="1E3A8A"/>
+          <w:sz w:val="24"/>
+        </w:rPr>
+        <w:t>1. 음반 데이터</w:t>
+      </w:r>
+    </w:p>
+    <w:p>
+      <w:pPr>
+        <w:spacing w:line="324" w:lineRule="auto" w:after="80"/>
+      </w:pPr>
+      <w:r>
+        <w:rPr w:rFonts="맑은 고딕">
+          <w:rFonts w:ascii="맑은 고딕" w:hAnsi="맑은 고딕" w:eastAsia="맑은 고딕"/>
+          <w:b w:val="0"/>
+          <w:color w:val="6B7280"/>
+          <w:sz w:val="21"/>
+        </w:rPr>
+        <w:t xml:space="preserve">· </w:t>
+      </w:r>
+      <w:r>
+        <w:rPr w:rFonts="맑은 고딕">
+          <w:rFonts w:ascii="맑은 고딕" w:hAnsi="맑은 고딕" w:eastAsia="맑은 고딕"/>
+          <w:b/>
+          <w:color w:val="1F2937"/>
+          <w:sz w:val="21"/>
+        </w:rPr>
+        <w:t xml:space="preserve">앨범명: </w:t>
+      </w:r>
       <w:r>
         <w:rPr w:rFonts="맑은 고딕">
           <w:rFonts w:ascii="맑은 고딕" w:hAnsi="맑은 고딕" w:eastAsia="맑은 고딕"/>
           <w:b w:val="0"/>
           <w:sz w:val="21"/>
         </w:rPr>
-        <w:t>케니 지의 전매특허라 할 수 있는 소프라노 색소폰의 따스하고 맑은 음색은 이 앨범에서 최고조의 완성도를 보여줍니다. 특유의 호흡 제어 기술과 선율을 아우르는 수려한 톤은 단순한 연주를 넘어 서정적인 고백처럼 듣는 이에게 다가옵니다. 특히 제36회 그래미 어워드에서 '최우수 기악 곡(Best Instrumental Composition)'상을 수상한 "Forever in Love"와 아련한 여운을 남기는 "Sentimental"은 그의 우아하고 감각적인 프레이징이 돋보이는 대표적인 트랙입니다.</w:t>
+        <w:t>Breathless  (더블)</w:t>
       </w:r>
     </w:p>
     <w:p>
       <w:pPr>
-        <w:spacing w:line="312" w:lineRule="auto" w:after="120"/>
+        <w:spacing w:line="324" w:lineRule="auto" w:after="80"/>
       </w:pPr>
+      <w:r>
+        <w:rPr w:rFonts="맑은 고딕">
+          <w:rFonts w:ascii="맑은 고딕" w:hAnsi="맑은 고딕" w:eastAsia="맑은 고딕"/>
+          <w:b w:val="0"/>
+          <w:color w:val="6B7280"/>
+          <w:sz w:val="21"/>
+        </w:rPr>
+        <w:t xml:space="preserve">· </w:t>
+      </w:r>
+      <w:r>
+        <w:rPr w:rFonts="맑은 고딕">
+          <w:rFonts w:ascii="맑은 고딕" w:hAnsi="맑은 고딕" w:eastAsia="맑은 고딕"/>
+          <w:b/>
+          <w:color w:val="1F2937"/>
+          <w:sz w:val="21"/>
+        </w:rPr>
+        <w:t xml:space="preserve">아티스트: </w:t>
+      </w:r>
       <w:r>
         <w:rPr w:rFonts="맑은 고딕">
           <w:rFonts w:ascii="맑은 고딕" w:hAnsi="맑은 고딕" w:eastAsia="맑은 고딕"/>
           <w:b w:val="0"/>
           <w:sz w:val="21"/>
         </w:rPr>
-        <w:t>본 음반은 다채로운 음악적 시도를 통해 지루할 틈 없는 감상의 즐거움을 제공합니다. R&amp;B 거장 피보 브라이슨(Peabo Bryson)이 피처링으로 참여한 "By the Time This Night Is Over"는 색소폰의 감 감적인 선율과 호소력 짙은 보컬이 완벽한 조화를 이루며 대중적인 사랑을 받았습니다. 또한, 중국 민요를 현대적으로 재해석한 "Jasmine Flower"나 리드미컬하고 세련된 업템포 트랙 "G-Bop" 등은 아티스트의 넓은 음악적 스펙트럼과 탁월한 편곡 능력을 증명합니다.</w:t>
+        <w:t>Kenny G (케니 G)</w:t>
       </w:r>
     </w:p>
     <w:p>
       <w:pPr>
-        <w:spacing w:line="312" w:lineRule="auto" w:after="120"/>
+        <w:spacing w:line="324" w:lineRule="auto" w:after="80"/>
       </w:pPr>
+      <w:r>
+        <w:rPr w:rFonts="맑은 고딕">
+          <w:rFonts w:ascii="맑은 고딕" w:hAnsi="맑은 고딕" w:eastAsia="맑은 고딕"/>
+          <w:b w:val="0"/>
+          <w:color w:val="6B7280"/>
+          <w:sz w:val="21"/>
+        </w:rPr>
+        <w:t xml:space="preserve">· </w:t>
+      </w:r>
+      <w:r>
+        <w:rPr w:rFonts="맑은 고딕">
+          <w:rFonts w:ascii="맑은 고딕" w:hAnsi="맑은 고딕" w:eastAsia="맑은 고딕"/>
+          <w:b/>
+          <w:color w:val="1F2937"/>
+          <w:sz w:val="21"/>
+        </w:rPr>
+        <w:t xml:space="preserve">발매 정보: </w:t>
+      </w:r>
       <w:r>
         <w:rPr w:rFonts="맑은 고딕">
           <w:rFonts w:ascii="맑은 고딕" w:hAnsi="맑은 고딕" w:eastAsia="맑은 고딕"/>
           <w:b w:val="0"/>
           <w:sz w:val="21"/>
         </w:rPr>
-        <w:t>더블 LP 레코드 판형으로 감상하는 《Breathless》는 아날로그 특유의 따뜻하고 풍성한 질감과 만나 색소폰 울림의 잔향을 더욱 깊이 있게 전달합니다. 서정적인 낭만과 클래시컬한 품격을 동시에 품은 이 음반은 마음의 휴식이 필요한 순간, 오디오 시스템을 통해 흐르는 것만으로도 공간의 분위기를 한층 우아하게 채워주는 영원한 타임리스 클래식입니다.</w:t>
+        <w:t>1992년 아리스타(Arista) 레코드사를 통해 발매된 케니 지의 여섯 번째 정규 앨범으로, 기악 연주 음반의 지평을 새롭게 넓힌 역사적 분기점의 작품입니다.</w:t>
+      </w:r>
+    </w:p>
+    <w:p>
+      <w:pPr>
+        <w:spacing w:line="324" w:lineRule="auto" w:after="80"/>
+      </w:pPr>
+      <w:r>
+        <w:rPr w:rFonts="맑은 고딕">
+          <w:rFonts w:ascii="맑은 고딕" w:hAnsi="맑은 고딕" w:eastAsia="맑은 고딕"/>
+          <w:b w:val="0"/>
+          <w:color w:val="6B7280"/>
+          <w:sz w:val="21"/>
+        </w:rPr>
+        <w:t xml:space="preserve">· </w:t>
+      </w:r>
+      <w:r>
+        <w:rPr w:rFonts="맑은 고딕">
+          <w:rFonts w:ascii="맑은 고딕" w:hAnsi="맑은 고딕" w:eastAsia="맑은 고딕"/>
+          <w:b/>
+          <w:color w:val="1F2937"/>
+          <w:sz w:val="21"/>
+        </w:rPr>
+        <w:t xml:space="preserve">LP 인기도(판매량): </w:t>
+      </w:r>
+      <w:r>
+        <w:rPr w:rFonts="맑은 고딕">
+          <w:rFonts w:ascii="맑은 고딕" w:hAnsi="맑은 고딕" w:eastAsia="맑은 고딕"/>
+          <w:b w:val="0"/>
+          <w:sz w:val="21"/>
+        </w:rPr>
+        <w:t>빌보드 200 차트 2위, 재즈 앨범 차트 1위에 올랐으며, 미국 음반산업협회(RIAA) 12× 플래티넘(다이아몬드)을 획득하고 전 세계적으로 1,500만 장 이상의 경이적인 판매고를 기록한 역사상 가장 성공한 연주 음반 중 하나입니다.</w:t>
+      </w:r>
+    </w:p>
+    <w:p>
+      <w:pPr>
+        <w:spacing w:line="324" w:lineRule="auto" w:after="80"/>
+      </w:pPr>
+      <w:r>
+        <w:rPr w:rFonts="맑은 고딕">
+          <w:rFonts w:ascii="맑은 고딕" w:hAnsi="맑은 고딕" w:eastAsia="맑은 고딕"/>
+          <w:b w:val="0"/>
+          <w:color w:val="6B7280"/>
+          <w:sz w:val="21"/>
+        </w:rPr>
+        <w:t xml:space="preserve">· </w:t>
+      </w:r>
+      <w:r>
+        <w:rPr w:rFonts="맑은 고딕">
+          <w:rFonts w:ascii="맑은 고딕" w:hAnsi="맑은 고딕" w:eastAsia="맑은 고딕"/>
+          <w:b/>
+          <w:color w:val="1F2937"/>
+          <w:sz w:val="21"/>
+        </w:rPr>
+        <w:t xml:space="preserve">각종 수상경력: </w:t>
+      </w:r>
+      <w:r>
+        <w:rPr w:rFonts="맑은 고딕">
+          <w:rFonts w:ascii="맑은 고딕" w:hAnsi="맑은 고딕" w:eastAsia="맑은 고딕"/>
+          <w:b w:val="0"/>
+          <w:sz w:val="21"/>
+        </w:rPr>
+        <w:t>1994년 제36회 그래미 어워드에서 대표곡 'Forever in Love'로 '최우수 기악 작곡상(Best Instrumental Composition)'을 수상하였으며, 아메리칸 뮤직 어워드 '페이버릿 어덜트 컨템포러리 아티스트'를 수상하는 등 대중과 평단의 찬사를 한 몸에 받았습니다.</w:t>
+      </w:r>
+    </w:p>
+    <w:p>
+      <w:pPr>
+        <w:spacing w:line="324" w:lineRule="auto" w:before="200" w:after="80"/>
+      </w:pPr>
+      <w:r>
+        <w:rPr w:rFonts="맑은 고딕">
+          <w:rFonts w:ascii="맑은 고딕" w:hAnsi="맑은 고딕" w:eastAsia="맑은 고딕"/>
+          <w:b/>
+          <w:color w:val="1E3A8A"/>
+          <w:sz w:val="24"/>
+        </w:rPr>
+        <w:t>2. 아티스트 정보</w:t>
+      </w:r>
+    </w:p>
+    <w:p>
+      <w:pPr>
+        <w:spacing w:line="324" w:lineRule="auto" w:after="80"/>
+      </w:pPr>
+      <w:r>
+        <w:rPr w:rFonts="맑은 고딕">
+          <w:rFonts w:ascii="맑은 고딕" w:hAnsi="맑은 고딕" w:eastAsia="맑은 고딕"/>
+          <w:b w:val="0"/>
+          <w:color w:val="6B7280"/>
+          <w:sz w:val="21"/>
+        </w:rPr>
+        <w:t xml:space="preserve">· </w:t>
+      </w:r>
+      <w:r>
+        <w:rPr w:rFonts="맑은 고딕">
+          <w:rFonts w:ascii="맑은 고딕" w:hAnsi="맑은 고딕" w:eastAsia="맑은 고딕"/>
+          <w:b/>
+          <w:color w:val="1F2937"/>
+          <w:sz w:val="21"/>
+        </w:rPr>
+        <w:t xml:space="preserve">국적: </w:t>
+      </w:r>
+      <w:r>
+        <w:rPr w:rFonts="맑은 고딕">
+          <w:rFonts w:ascii="맑은 고딕" w:hAnsi="맑은 고딕" w:eastAsia="맑은 고딕"/>
+          <w:b w:val="0"/>
+          <w:sz w:val="21"/>
+        </w:rPr>
+        <w:t>미국</w:t>
+      </w:r>
+    </w:p>
+    <w:p>
+      <w:pPr>
+        <w:spacing w:line="324" w:lineRule="auto" w:after="80"/>
+      </w:pPr>
+      <w:r>
+        <w:rPr w:rFonts="맑은 고딕">
+          <w:rFonts w:ascii="맑은 고딕" w:hAnsi="맑은 고딕" w:eastAsia="맑은 고딕"/>
+          <w:b w:val="0"/>
+          <w:color w:val="6B7280"/>
+          <w:sz w:val="21"/>
+        </w:rPr>
+        <w:t xml:space="preserve">· </w:t>
+      </w:r>
+      <w:r>
+        <w:rPr w:rFonts="맑은 고딕">
+          <w:rFonts w:ascii="맑은 고딕" w:hAnsi="맑은 고딕" w:eastAsia="맑은 고딕"/>
+          <w:b/>
+          <w:color w:val="1F2937"/>
+          <w:sz w:val="21"/>
+        </w:rPr>
+        <w:t xml:space="preserve">생몰년도: </w:t>
+      </w:r>
+      <w:r>
+        <w:rPr w:rFonts="맑은 고딕">
+          <w:rFonts w:ascii="맑은 고딕" w:hAnsi="맑은 고딕" w:eastAsia="맑은 고딕"/>
+          <w:b w:val="0"/>
+          <w:sz w:val="21"/>
+        </w:rPr>
+        <w:t>1956년 6월 5일 ~ 현재</w:t>
+      </w:r>
+    </w:p>
+    <w:p>
+      <w:pPr>
+        <w:spacing w:line="324" w:lineRule="auto" w:after="80"/>
+      </w:pPr>
+      <w:r>
+        <w:rPr w:rFonts="맑은 고딕">
+          <w:rFonts w:ascii="맑은 고딕" w:hAnsi="맑은 고딕" w:eastAsia="맑은 고딕"/>
+          <w:b w:val="0"/>
+          <w:color w:val="6B7280"/>
+          <w:sz w:val="21"/>
+        </w:rPr>
+        <w:t xml:space="preserve">· </w:t>
+      </w:r>
+      <w:r>
+        <w:rPr w:rFonts="맑은 고딕">
+          <w:rFonts w:ascii="맑은 고딕" w:hAnsi="맑은 고딕" w:eastAsia="맑은 고딕"/>
+          <w:b/>
+          <w:color w:val="1F2937"/>
+          <w:sz w:val="21"/>
+        </w:rPr>
+        <w:t xml:space="preserve">그룹 소속: </w:t>
+      </w:r>
+      <w:r>
+        <w:rPr w:rFonts="맑은 고딕">
+          <w:rFonts w:ascii="맑은 고딕" w:hAnsi="맑은 고딕" w:eastAsia="맑은 고딕"/>
+          <w:b w:val="0"/>
+          <w:sz w:val="21"/>
+        </w:rPr>
+        <w:t>솔로 (스무드 재즈 / 팝 색소포니스트)</w:t>
+      </w:r>
+    </w:p>
+    <w:p>
+      <w:pPr>
+        <w:spacing w:line="324" w:lineRule="auto" w:after="80"/>
+      </w:pPr>
+      <w:r>
+        <w:rPr w:rFonts="맑은 고딕">
+          <w:rFonts w:ascii="맑은 고딕" w:hAnsi="맑은 고딕" w:eastAsia="맑은 고딕"/>
+          <w:b w:val="0"/>
+          <w:color w:val="6B7280"/>
+          <w:sz w:val="21"/>
+        </w:rPr>
+        <w:t xml:space="preserve">· </w:t>
+      </w:r>
+      <w:r>
+        <w:rPr w:rFonts="맑은 고딕">
+          <w:rFonts w:ascii="맑은 고딕" w:hAnsi="맑은 고딕" w:eastAsia="맑은 고딕"/>
+          <w:b/>
+          <w:color w:val="1F2937"/>
+          <w:sz w:val="21"/>
+        </w:rPr>
+        <w:t xml:space="preserve">아티스트 소개: </w:t>
+      </w:r>
+      <w:r>
+        <w:rPr w:rFonts="맑은 고딕">
+          <w:rFonts w:ascii="맑은 고딕" w:hAnsi="맑은 고딕" w:eastAsia="맑은 고딕"/>
+          <w:b w:val="0"/>
+          <w:sz w:val="21"/>
+        </w:rPr>
+        <w:t>순환 호흡(Circular Breathing) 주법을 바탕으로 끊어짐 없이 유려하게 이어지는 롱톤과 독보적인 멜로디 메이킹 감각을 자랑하는 당대 최고의 색소포니스트입니다. 재즈의 난해함을 걷어내고 대중의 정서와 완벽히 호흡하며, 팝 음악사에 '스무드 재즈'라는 서정적 장르를 확고히 뿌리내리게 한 거장입니다.</w:t>
+      </w:r>
+    </w:p>
+    <w:p>
+      <w:pPr>
+        <w:spacing w:line="324" w:lineRule="auto" w:before="200" w:after="80"/>
+      </w:pPr>
+      <w:r>
+        <w:rPr w:rFonts="맑은 고딕">
+          <w:rFonts w:ascii="맑은 고딕" w:hAnsi="맑은 고딕" w:eastAsia="맑은 고딕"/>
+          <w:b/>
+          <w:color w:val="1E3A8A"/>
+          <w:sz w:val="24"/>
+        </w:rPr>
+        <w:t>3. 음반 상세 분석</w:t>
+      </w:r>
+    </w:p>
+    <w:p>
+      <w:pPr>
+        <w:spacing w:line="324" w:lineRule="auto" w:after="80"/>
+      </w:pPr>
+      <w:r>
+        <w:rPr w:rFonts="맑은 고딕">
+          <w:rFonts w:ascii="맑은 고딕" w:hAnsi="맑은 고딕" w:eastAsia="맑은 고딕"/>
+          <w:b w:val="0"/>
+          <w:color w:val="6B7280"/>
+          <w:sz w:val="21"/>
+        </w:rPr>
+        <w:t xml:space="preserve">· </w:t>
+      </w:r>
+      <w:r>
+        <w:rPr w:rFonts="맑은 고딕">
+          <w:rFonts w:ascii="맑은 고딕" w:hAnsi="맑은 고딕" w:eastAsia="맑은 고딕"/>
+          <w:b/>
+          <w:color w:val="1F2937"/>
+          <w:sz w:val="21"/>
+        </w:rPr>
+        <w:t xml:space="preserve">역사적 위치: </w:t>
+      </w:r>
+      <w:r>
+        <w:rPr w:rFonts="맑은 고딕">
+          <w:rFonts w:ascii="맑은 고딕" w:hAnsi="맑은 고딕" w:eastAsia="맑은 고딕"/>
+          <w:b w:val="0"/>
+          <w:sz w:val="21"/>
+        </w:rPr>
+        <w:t>보컬 중심의 대중음악 시장에서 오직 악기 연주만으로 전 세계 차트를 석권하며 연주 음악의 상업적·예술적 잠재력을 극대화한 클래식입니다. 세련된 어번 사운드와 어쿠스틱 악기의 유기적인 조화를 완벽하게 직조해 낸 90년대 팝 프로덕션의 모범으로 평가받습니다.</w:t>
+      </w:r>
+    </w:p>
+    <w:p>
+      <w:pPr>
+        <w:spacing w:line="324" w:lineRule="auto" w:after="80"/>
+      </w:pPr>
+      <w:r>
+        <w:rPr w:rFonts="맑은 고딕">
+          <w:rFonts w:ascii="맑은 고딕" w:hAnsi="맑은 고딕" w:eastAsia="맑은 고딕"/>
+          <w:b w:val="0"/>
+          <w:color w:val="6B7280"/>
+          <w:sz w:val="21"/>
+        </w:rPr>
+        <w:t xml:space="preserve">· </w:t>
+      </w:r>
+      <w:r>
+        <w:rPr w:rFonts="맑은 고딕">
+          <w:rFonts w:ascii="맑은 고딕" w:hAnsi="맑은 고딕" w:eastAsia="맑은 고딕"/>
+          <w:b/>
+          <w:color w:val="1F2937"/>
+          <w:sz w:val="21"/>
+        </w:rPr>
+        <w:t xml:space="preserve">시대의 흔적(스토리텔링): </w:t>
+      </w:r>
+      <w:r>
+        <w:rPr w:rFonts="맑은 고딕">
+          <w:rFonts w:ascii="맑은 고딕" w:hAnsi="맑은 고딕" w:eastAsia="맑은 고딕"/>
+          <w:b w:val="0"/>
+          <w:sz w:val="21"/>
+        </w:rPr>
+        <w:t>1990년대 초반, 급격한 도시화 속에서 아늑한 휴식과 낭만을 갈망하던 청춘들의 정서적 안식처가 되어준 음반입니다. 라디오 전파를 타고 도심의 카페와 거리 곳곳에 울려 퍼졌으며, 당대 수많은 이들의 설레는 사랑과 애틋한 추억을 물들인 시대의 찬연한 배경음악이었습니다.</w:t>
+      </w:r>
+    </w:p>
+    <w:p>
+      <w:pPr>
+        <w:spacing w:line="324" w:lineRule="auto" w:before="200" w:after="80"/>
+      </w:pPr>
+      <w:r>
+        <w:rPr w:rFonts="맑은 고딕">
+          <w:rFonts w:ascii="맑은 고딕" w:hAnsi="맑은 고딕" w:eastAsia="맑은 고딕"/>
+          <w:b/>
+          <w:color w:val="1E3A8A"/>
+          <w:sz w:val="24"/>
+        </w:rPr>
+        <w:t>4. 주요 수록곡 및 감상 제언</w:t>
+      </w:r>
+    </w:p>
+    <w:p>
+      <w:pPr>
+        <w:spacing w:line="324" w:lineRule="auto" w:after="80"/>
+      </w:pPr>
+      <w:r>
+        <w:rPr w:rFonts="맑은 고딕">
+          <w:rFonts w:ascii="맑은 고딕" w:hAnsi="맑은 고딕" w:eastAsia="맑은 고딕"/>
+          <w:b w:val="0"/>
+          <w:color w:val="6B7280"/>
+          <w:sz w:val="21"/>
+        </w:rPr>
+        <w:t xml:space="preserve">· </w:t>
+      </w:r>
+      <w:r>
+        <w:rPr w:rFonts="맑은 고딕">
+          <w:rFonts w:ascii="맑은 고딕" w:hAnsi="맑은 고딕" w:eastAsia="맑은 고딕"/>
+          <w:b/>
+          <w:color w:val="1F2937"/>
+          <w:sz w:val="21"/>
+        </w:rPr>
+        <w:t xml:space="preserve">주요 수록곡 특징: </w:t>
+      </w:r>
+      <w:r>
+        <w:rPr w:rFonts="맑은 고딕">
+          <w:rFonts w:ascii="맑은 고딕" w:hAnsi="맑은 고딕" w:eastAsia="맑은 고딕"/>
+          <w:b w:val="0"/>
+          <w:sz w:val="21"/>
+        </w:rPr>
+        <w:t>가슴을 적시는 불멸의 멜로디로 그래미를 품에 안은 'Forever in Love'를 필두로, R&amp;B 거장 피보 브라이슨의 호소력 짙은 음색과 색소폰이 매혹적인 앙상블을 이루는 'By the Time This Night Is Over', 은은한 노스탤지어를 자아내는 'Sentimental', 경쾌하고 싱그러운 생명력이 약동하는 'The Joy of Life' 등 한 곡도 놓칠 수 없는 명곡들로 채워져 있습니다.</w:t>
+      </w:r>
+    </w:p>
+    <w:p>
+      <w:pPr>
+        <w:spacing w:line="324" w:lineRule="auto" w:after="80"/>
+      </w:pPr>
+      <w:r>
+        <w:rPr w:rFonts="맑은 고딕">
+          <w:rFonts w:ascii="맑은 고딕" w:hAnsi="맑은 고딕" w:eastAsia="맑은 고딕"/>
+          <w:b w:val="0"/>
+          <w:color w:val="6B7280"/>
+          <w:sz w:val="21"/>
+        </w:rPr>
+        <w:t xml:space="preserve">· </w:t>
+      </w:r>
+      <w:r>
+        <w:rPr w:rFonts="맑은 고딕">
+          <w:rFonts w:ascii="맑은 고딕" w:hAnsi="맑은 고딕" w:eastAsia="맑은 고딕"/>
+          <w:b/>
+          <w:color w:val="1F2937"/>
+          <w:sz w:val="21"/>
+        </w:rPr>
+        <w:t xml:space="preserve">빈티지 감상 제언: </w:t>
+      </w:r>
+      <w:r>
+        <w:rPr w:rFonts="맑은 고딕">
+          <w:rFonts w:ascii="맑은 고딕" w:hAnsi="맑은 고딕" w:eastAsia="맑은 고딕"/>
+          <w:b w:val="0"/>
+          <w:sz w:val="21"/>
+        </w:rPr>
+        <w:t>더블 LP 특유의 여유로운 소리골에서 피어나는 소프라노 색소폰의 고음역 잔향과 리드의 미세한 떨림은 디지털 매체에서는 결코 느낄 수 없는 온기를 전합니다. 진공관 앰프의 부드러운 배음과 턴테이블의 아날로그 회전을 통해 감상할 때, 공간을 은은하게 채우는 벨벳 같은 음향의 결을 가장 완벽하게 체험할 수 있습니다.</w:t>
+      </w:r>
+    </w:p>
+    <w:p>
+      <w:pPr>
+        <w:spacing w:line="324" w:lineRule="auto" w:after="80"/>
+      </w:pPr>
+      <w:r>
+        <w:rPr w:rFonts="맑은 고딕">
+          <w:rFonts w:ascii="맑은 고딕" w:hAnsi="맑은 고딕" w:eastAsia="맑은 고딕"/>
+          <w:b w:val="0"/>
+          <w:color w:val="6B7280"/>
+          <w:sz w:val="21"/>
+        </w:rPr>
+        <w:t xml:space="preserve">· </w:t>
+      </w:r>
+      <w:r>
+        <w:rPr w:rFonts="맑은 고딕">
+          <w:rFonts w:ascii="맑은 고딕" w:hAnsi="맑은 고딕" w:eastAsia="맑은 고딕"/>
+          <w:b/>
+          <w:color w:val="1F2937"/>
+          <w:sz w:val="21"/>
+        </w:rPr>
+        <w:t xml:space="preserve">소장 가치: </w:t>
+      </w:r>
+      <w:r>
+        <w:rPr w:rFonts="맑은 고딕">
+          <w:rFonts w:ascii="맑은 고딕" w:hAnsi="맑은 고딕" w:eastAsia="맑은 고딕"/>
+          <w:b w:val="0"/>
+          <w:sz w:val="21"/>
+        </w:rPr>
+        <w:t>대중음악 역사상 가장 눈부신 성공을 거둔 인스트루멘털 음반이자 90년대 아날로그 감성의 정수를 물리적 포맷으로 간직할 수 있는 귀중한 음반으로, 바이닐 컬렉터라면 반드시 랙의 중심에 꽂아두어야 할 마스터피스입니다.</w:t>
+      </w:r>
+    </w:p>
+    <w:p>
+      <w:pPr>
+        <w:spacing w:line="324" w:lineRule="auto" w:after="120" w:before="160"/>
+      </w:pPr>
+      <w:r>
+        <w:rPr w:rFonts="맑은 고딕">
+          <w:rFonts w:ascii="맑은 고딕" w:hAnsi="맑은 고딕" w:eastAsia="맑은 고딕"/>
+          <w:b/>
+          <w:color w:val="4338CA"/>
+          <w:sz w:val="21"/>
+        </w:rPr>
+        <w:t>이 음반을 통해 부드럽게 흐르는 선율 속에서 영혼을 어루만져 주는 색소폰의 서정미와 아날로그의 따스한 숨결이 전해주는 감동을 다시 한번 경험해 보시는 것은 어떨까요?</w:t>
       </w:r>
     </w:p>
     <w:sectPr>
       <w:pgSz w:w="12240" w:h="15840"/>
-      <w:pgMar w:top="1440" w:right="1440" w:bottom="1440" w:left="1440" w:header="720" w:footer="720" w:gutter="0"/>
+      <w:pgMar w:top="1152" w:right="1296" w:bottom="1152" w:left="1296" w:header="720" w:footer="720" w:gutter="0"/>
       <w:cols w:space="720"/>
       <w:docGrid w:linePitch="360"/>
     </w:sectPr>

--- a/word_reports/LP_0204_위치_703_Kenny G_Breathless  (더블).docx
+++ b/word_reports/LP_0204_위치_703_Kenny G_Breathless  (더블).docx
@@ -32,7 +32,7 @@
     </w:p>
     <w:p>
       <w:pPr>
-        <w:spacing w:line="324" w:lineRule="auto" w:before="80" w:after="160"/>
+        <w:spacing w:line="324" w:lineRule="auto" w:before="80" w:after="120"/>
       </w:pPr>
       <w:r>
         <w:rPr w:rFonts="맑은 고딕">
@@ -42,13 +42,6 @@
           <w:sz w:val="22"/>
         </w:rPr>
         <w:t xml:space="preserve">[음반 소개] </w:t>
-      </w:r>
-      <w:r>
-        <w:rPr w:rFonts="맑은 고딕">
-          <w:rFonts w:ascii="맑은 고딕" w:hAnsi="맑은 고딕" w:eastAsia="맑은 고딕"/>
-          <w:b w:val="0"/>
-          <w:sz w:val="21"/>
-        </w:rPr>
       </w:r>
     </w:p>
     <w:p>
@@ -61,7 +54,33 @@
           <w:b w:val="0"/>
           <w:sz w:val="21"/>
         </w:rPr>
-        <w:t>1992년에 발표된 케니 지의 《Breathless》는 현대 팝 인스트루멘털과 스무드 재즈가 도달할 수 있는 가장 우아하고 찬란한 정점을 보여주는 기념비적인 명반입니다. 소프라노 색소폰 특유의 맑고 투명한 음색은 인간의 호흡을 닮은 지극한 서정성으로 메마른 일상에 따스한 위안과 낭만을 불어넣습니다. 기교를 넘어 마음의 가장 깊은 곳을 울리는 유려한 선율미는 시대를 초월하여 오늘날에도 변함없는 감동의 파문을 일으킵니다.</w:t>
+        <w:t>1992년 겨울, 세상이 차가운 공기로 물들어가던 무렵 발매된 케니 지(Kenny G)의 정규 6집 [Breathless]는 연주 음악이 도달할 수 있는 대중적 교감의 최정점을 보여준 불멸의 명반입니다. 1980년대 후반 [Duotones]와 [Silhouette]를 통해 스무드 재즈(Smooth Jazz)라는 장르를 전 세계적인 주류 음악의 반열에 올려놓았던 그는, 이 앨범을 통해 단순한 기교파 색소포니스트를 넘어 영혼의 결을 어루만지는 낭만주의 서정 시인으로서의 입지를 완벽하게 굳혔습니다. 화려하면서도 유려하게 굽이치는 소프라노 색소폰의 숨결은 언어의 장벽을 가뿐히 뛰어넘어 듣는 이의 심장에 가장 온화하고 깊은 파문을 남겼습니다.</w:t>
+      </w:r>
+    </w:p>
+    <w:p>
+      <w:pPr>
+        <w:spacing w:line="324" w:lineRule="auto" w:after="120"/>
+      </w:pPr>
+      <w:r>
+        <w:rPr w:rFonts="맑은 고딕">
+          <w:rFonts w:ascii="맑은 고딕" w:hAnsi="맑은 고딕" w:eastAsia="맑은 고딕"/>
+          <w:b w:val="0"/>
+          <w:sz w:val="21"/>
+        </w:rPr>
+        <w:t>이 음반은 연주 앨범으로서는 전무후무한 상업적·비평적 신화를 기록하며 당대 팝 음악계의 지형도를 단숨에 바꾸어 놓았습니다. 록과 그런지, 힙합이 거칠게 태동하던 1990년대 초반의 격변기 속에서 케니 지가 선사한 선율은 혼탁한 세상에 지친 현대인들에게 따스한 치유의 오아시스가 되어주었습니다. 숨을 끊지 않고 이어가는 특유의 순환 호흡(Circular Breathing) 주법을 바탕으로 빚어낸 끝없는 레가토는, 기교를 과시하기 위함이 아니라 찰나의 낭만을 영원으로 박제하고자 했던 그의 치열한 예술적 미학의 발로였습니다.</w:t>
+      </w:r>
+    </w:p>
+    <w:p>
+      <w:pPr>
+        <w:spacing w:line="324" w:lineRule="auto" w:after="120"/>
+      </w:pPr>
+      <w:r>
+        <w:rPr w:rFonts="맑은 고딕">
+          <w:rFonts w:ascii="맑은 고딕" w:hAnsi="맑은 고딕" w:eastAsia="맑은 고딕"/>
+          <w:b w:val="0"/>
+          <w:sz w:val="21"/>
+        </w:rPr>
+        <w:t>[Breathless]에 깃든 음악적 철학은 '선율의 순수성'에 있습니다. 피보 브라이슨(Peabo Bryson)과 아론 네빌(Aaron Neville) 같은 거장 보컬리스트들과의 조화로운 협업을 수록하면서도 앨범의 굵직한 서사를 이끄는 것은 단연 케니 지의 색소폰입니다. 고전적인 팝 발라드의 품격과 재즈의 유연한 그루브를 결합하여 누구에게나 쉽게 다가서되 결코 가볍지 않은 기품을 잃지 않았습니다. 30여 년의 세월이 흐른 오늘날에도 바늘이 LP의 소리골을 스치는 순간, 짙은 노을빛처럼 번져나가는 멜로디는 여전히 듣는 이의 가슴을 벅찬 감동으로 물들입니다.</w:t>
       </w:r>
     </w:p>
     <w:p>
@@ -168,7 +187,7 @@
           <w:b w:val="0"/>
           <w:sz w:val="21"/>
         </w:rPr>
-        <w:t>1992년 아리스타(Arista) 레코드사를 통해 발매된 케니 지의 여섯 번째 정규 앨범으로, 기악 연주 음반의 지평을 새롭게 넓힌 역사적 분기점의 작품입니다.</w:t>
+        <w:t>1992년 전설적인 명프로듀서 클라이브 데이비스가 이끌던 아리스타(Arista) 레코드에서 발매되었으며, 인스트루멘털 팝의 새로운 지평을 열어젖힌 1990년대 대중음악사의 기념비적인 앨범입니다.</w:t>
       </w:r>
     </w:p>
     <w:p>
@@ -199,7 +218,7 @@
           <w:b w:val="0"/>
           <w:sz w:val="21"/>
         </w:rPr>
-        <w:t>빌보드 200 차트 2위, 재즈 앨범 차트 1위에 올랐으며, 미국 음반산업협회(RIAA) 12× 플래티넘(다이아몬드)을 획득하고 전 세계적으로 1,500만 장 이상의 경이적인 판매고를 기록한 역사상 가장 성공한 연주 음반 중 하나입니다.</w:t>
+        <w:t>미국 내에서만 1,200만 장 이상의 판매고를 올리며 RIAA 다이아몬드(Diamond) 인증을 획득했고, 전 세계적으로 1,500만 장 이상 판매되어 역사상 가장 많이 팔린 기악 연주 앨범 중 하나로 당당히 이름을 올렸습니다.</w:t>
       </w:r>
     </w:p>
     <w:p>
@@ -230,7 +249,7 @@
           <w:b w:val="0"/>
           <w:sz w:val="21"/>
         </w:rPr>
-        <w:t>1994년 제36회 그래미 어워드에서 대표곡 'Forever in Love'로 '최우수 기악 작곡상(Best Instrumental Composition)'을 수상하였으며, 아메리칸 뮤직 어워드 '페이버릿 어덜트 컨템포러리 아티스트'를 수상하는 등 대중과 평단의 찬사를 한 몸에 받았습니다.</w:t>
+        <w:t>1994년 제36회 그래미 어워드(Grammy Awards)에서 대표곡 "Forever in Love"로 '최우수 기악 작곡상(Best Instrumental Composition)'을 수상하며 대중적 성공과 음악적 권위를 동시에 공인받았습니다.</w:t>
       </w:r>
     </w:p>
     <w:p>
@@ -275,7 +294,7 @@
           <w:b w:val="0"/>
           <w:sz w:val="21"/>
         </w:rPr>
-        <w:t>미국</w:t>
+        <w:t>미국 (USA)</w:t>
       </w:r>
     </w:p>
     <w:p>
@@ -306,7 +325,7 @@
           <w:b w:val="0"/>
           <w:sz w:val="21"/>
         </w:rPr>
-        <w:t>1956년 6월 5일 ~ 현재</w:t>
+        <w:t>1956년 6월 5일 출생</w:t>
       </w:r>
     </w:p>
     <w:p>
@@ -337,7 +356,7 @@
           <w:b w:val="0"/>
           <w:sz w:val="21"/>
         </w:rPr>
-        <w:t>솔로 (스무드 재즈 / 팝 색소포니스트)</w:t>
+        <w:t>솔로 (Solo)</w:t>
       </w:r>
     </w:p>
     <w:p>
@@ -368,7 +387,7 @@
           <w:b w:val="0"/>
           <w:sz w:val="21"/>
         </w:rPr>
-        <w:t>순환 호흡(Circular Breathing) 주법을 바탕으로 끊어짐 없이 유려하게 이어지는 롱톤과 독보적인 멜로디 메이킹 감각을 자랑하는 당대 최고의 색소포니스트입니다. 재즈의 난해함을 걷어내고 대중의 정서와 완벽히 호흡하며, 팝 음악사에 '스무드 재즈'라는 서정적 장르를 확고히 뿌리내리게 한 거장입니다.</w:t>
+        <w:t>소프라노 색소폰을 대중음악의 전면으로 이끌어낸 스무드 재즈의 독보적인 거장입니다. 특유의 애절하고 낭만적인 음색과 탁월한 멜로디 메이킹 능력을 바탕으로 전 세계 통산 7,500만 장 이상의 음반을 판매하며 현대 팝/인스트루멘털 역사상 가장 상업적으로 성공한 연주자로 확고한 위상을 지니고 있습니다.</w:t>
       </w:r>
     </w:p>
     <w:p>
@@ -413,7 +432,7 @@
           <w:b w:val="0"/>
           <w:sz w:val="21"/>
         </w:rPr>
-        <w:t>보컬 중심의 대중음악 시장에서 오직 악기 연주만으로 전 세계 차트를 석권하며 연주 음악의 상업적·예술적 잠재력을 극대화한 클래식입니다. 세련된 어번 사운드와 어쿠스틱 악기의 유기적인 조화를 완벽하게 직조해 낸 90년대 팝 프로덕션의 모범으로 평가받습니다.</w:t>
+        <w:t>기악 연주곡은 상업적으로 한계가 있다는 음악계의 오랜 통념을 산산이 깨부순 걸작입니다. 팝과 재즈, R&amp;B의 유기적 융합을 이루어낸 정교한 프로덕션은 컨템포러리 인스트루멘털 음악의 정석으로 남아 있으며, 오늘날에도 라디오, 영화, 일상의 배경음악으로 끊임없이 소비되는 불멸의 클래식입니다.</w:t>
       </w:r>
     </w:p>
     <w:p>
@@ -444,7 +463,7 @@
           <w:b w:val="0"/>
           <w:sz w:val="21"/>
         </w:rPr>
-        <w:t>1990년대 초반, 급격한 도시화 속에서 아늑한 휴식과 낭만을 갈망하던 청춘들의 정서적 안식처가 되어준 음반입니다. 라디오 전파를 타고 도심의 카페와 거리 곳곳에 울려 퍼졌으며, 당대 수많은 이들의 설레는 사랑과 애틋한 추억을 물들인 시대의 찬연한 배경음악이었습니다.</w:t>
+        <w:t>1990년대 초의 세련된 도시 감성과 낭만주의적 청춘의 정서가 오롯이 담겨 있습니다. 당시 한국을 비롯한 전 세계의 카페와 도심 거리, 연인들의 드라이브 코스마다 울려 퍼졌던 이 앨범의 멜로디는 한 시대를 풍미한 청춘들에게 사랑과 설렘, 그리고 아련한 추억의 배경음악으로 아로새겨져 있습니다.</w:t>
       </w:r>
     </w:p>
     <w:p>
@@ -489,7 +508,7 @@
           <w:b w:val="0"/>
           <w:sz w:val="21"/>
         </w:rPr>
-        <w:t>가슴을 적시는 불멸의 멜로디로 그래미를 품에 안은 'Forever in Love'를 필두로, R&amp;B 거장 피보 브라이슨의 호소력 짙은 음색과 색소폰이 매혹적인 앙상블을 이루는 'By the Time This Night Is Over', 은은한 노스탤지어를 자아내는 'Sentimental', 경쾌하고 싱그러운 생명력이 약동하는 'The Joy of Life' 등 한 곡도 놓칠 수 없는 명곡들로 채워져 있습니다.</w:t>
+        <w:t>그래미를 품에 안은 불후의 명곡 "Forever in Love"의 따스하고 우아한 선율, 피보 브라이슨의 호소력 짙은 음색과 색소폰이 완벽한 대화를 나누는 "By the Time This Night Is Over", 가슴 시린 멜로디가 돋보이는 "Sentimental", 아론 네빌의 독보적인 미성과 어우러진 "Even If My Heart Would Break" 등 모든 트랙이 빼어난 서정미를 자랑합니다.</w:t>
       </w:r>
     </w:p>
     <w:p>
@@ -520,7 +539,7 @@
           <w:b w:val="0"/>
           <w:sz w:val="21"/>
         </w:rPr>
-        <w:t>더블 LP 특유의 여유로운 소리골에서 피어나는 소프라노 색소폰의 고음역 잔향과 리드의 미세한 떨림은 디지털 매체에서는 결코 느낄 수 없는 온기를 전합니다. 진공관 앰프의 부드러운 배음과 턴테이블의 아날로그 회전을 통해 감상할 때, 공간을 은은하게 채우는 벨벳 같은 음향의 결을 가장 완벽하게 체험할 수 있습니다.</w:t>
+        <w:t>진공관 앰프를 은은하게 예열한 뒤 턴테이블의 카트리지를 내리면, 디지털 음원에서는 결코 느낄 수 없는 소프라노 색소폰의 온기 어린 호흡과 갈대 리드의 미세한 떨림이 공간을 포근하게 감쌉니다. 더블 LP 특유의 여유로운 소리골 배치가 전해주는 넓은 다이내믹 레인지와 풍성한 베이스라인의 질감을 음미하며 감상하시기를 권합니다.</w:t>
       </w:r>
     </w:p>
     <w:p>
@@ -551,7 +570,7 @@
           <w:b w:val="0"/>
           <w:sz w:val="21"/>
         </w:rPr>
-        <w:t>대중음악 역사상 가장 눈부신 성공을 거둔 인스트루멘털 음반이자 90년대 아날로그 감성의 정수를 물리적 포맷으로 간직할 수 있는 귀중한 음반으로, 바이닐 컬렉터라면 반드시 랙의 중심에 꽂아두어야 할 마스터피스입니다.</w:t>
+        <w:t>인스트루멘털 팝의 정점을 기록한 역사적 명반의 더블 바이닐 음반으로, 음악사적 의의는 물론 턴테이블 애호가들의 청취 공간을 순식간에 고급스러운 재즈 라운지로 탈바꿈시켜 주는 아날로그 필청반으로서의 독보적인 소장 가치를 지닙니다.</w:t>
       </w:r>
     </w:p>
     <w:p>
@@ -565,7 +584,7 @@
           <w:color w:val="4338CA"/>
           <w:sz w:val="21"/>
         </w:rPr>
-        <w:t>이 음반을 통해 부드럽게 흐르는 선율 속에서 영혼을 어루만져 주는 색소폰의 서정미와 아날로그의 따스한 숨결이 전해주는 감동을 다시 한번 경험해 보시는 것은 어떨까요?</w:t>
+        <w:t>이 음반을 통해 가슴 깊은 곳까지 스며드는 소프라노 색소폰의 따스한 숨결이 전해주는 감동을 다시 한번 경험해 보시는 것은 어떨까요?</w:t>
       </w:r>
     </w:p>
     <w:sectPr>
